--- a/article/chapter05.docx
+++ b/article/chapter05.docx
@@ -49,7 +49,7 @@
         <w:rPr>
           <w:rFonts w:hint="eastAsia"/>
         </w:rPr>
-        <w:t xml:space="preserve">的随机动力学节点，以承担时序处理任务。三者共用第二章提供的器件模型与同一仿真后端，差别仅在于上层如何使用器件的随机性。伊辛求解以全阵列同步演化至热平衡的方式利用随机性逃逸局部极小，PBNN以独立同分布的Bernoulli采样并在时域平均的方式把随机性归约为确定期望，本章则保留磁矩在时间上的相关性，并把这种相关性本身当作计算资源。由此，同一物理阵列承担传统分离任务的主线，从优化与前馈推断两类扩展到含记忆的时序处理；更重要的是，被前两类任务所利用的是器件的瞬时或平衡态随机性，本章利用的则是其时域动力学，即把可用的物理资源从瞬时涨落延伸到弛豫记忆。</w:t>
+        <w:t xml:space="preserve">的随机动力学节点，以承担时序处理任务。三者共用第二章提供的器件模型与同一仿真后端，差别仅在于上层如何使用器件的随机性。伊辛求解以全阵列异步Gibbs演化至热平衡的方式利用随机性逃逸局部极小，PBNN以独立同分布的Bernoulli采样并在时域平均的方式把随机性归约为确定期望，本章则保留磁矩在时间上的相关性，并把这种相关性本身当作计算资源。由此，同一物理阵列承担传统分离任务的主线，从优化与前馈推断两类扩展到含记忆的时序处理；更重要的是，被前两类任务所利用的是器件的瞬时或平衡态随机性，本章利用的则是其时域动力学，即把可用的物理资源从瞬时涨落延伸到弛豫记忆。</w:t>
       </w:r>
     </w:p>
     <w:p>
@@ -5231,33 +5231,7 @@
         <w:rPr>
           <w:rFonts w:hint="eastAsia"/>
         </w:rPr>
-        <w:t xml:space="preserve">、1000步推理下，sMTJ-RC约</w:t>
-      </w:r>
-      <m:oMath>
-        <m:r>
-          <m:t>338</m:t>
-        </m:r>
-        <m:r>
-          <m:t> </m:t>
-        </m:r>
-        <m:r>
-          <m:rPr>
-            <m:sty m:val="p"/>
-          </m:rPr>
-          <m:t>n</m:t>
-        </m:r>
-        <m:r>
-          <m:rPr>
-            <m:sty m:val="p"/>
-          </m:rPr>
-          <m:t>J</m:t>
-        </m:r>
-      </m:oMath>
-      <w:r>
-        <w:rPr>
-          <w:rFonts w:hint="eastAsia"/>
-        </w:rPr>
-        <w:t xml:space="preserve">，其读出能量以提取的sky130</w:t>
+        <w:t xml:space="preserve">、1000步推理下，sMTJ-RC的读出能量以提取的sky130</w:t>
       </w:r>
       <w:r>
         <w:t xml:space="preserve"> </w:t>
@@ -5278,93 +5252,16 @@
         <w:rPr>
           <w:rFonts w:hint="eastAsia"/>
         </w:rPr>
-        <w:t xml:space="preserve">；较常规数字ESN</w:t>
-      </w:r>
-      <w:r>
-        <w:t xml:space="preserve"> </w:t>
-      </w:r>
-      <w:r>
-        <w:rPr>
-          <w:rFonts w:hint="eastAsia"/>
-        </w:rPr>
-        <w:t xml:space="preserve">(约</w:t>
-      </w:r>
-      <m:oMath>
-        <m:r>
-          <m:t>10</m:t>
-        </m:r>
-        <m:r>
-          <m:t> </m:t>
-        </m:r>
-        <m:r>
-          <m:t>204</m:t>
-        </m:r>
-        <m:r>
-          <m:t> </m:t>
-        </m:r>
-        <m:r>
-          <m:rPr>
-            <m:sty m:val="p"/>
-          </m:rPr>
-          <m:t>n</m:t>
-        </m:r>
-        <m:r>
-          <m:rPr>
-            <m:sty m:val="p"/>
-          </m:rPr>
-          <m:t>J</m:t>
-        </m:r>
-      </m:oMath>
-      <w:r>
-        <w:rPr>
-          <w:rFonts w:hint="eastAsia"/>
-        </w:rPr>
-        <w:t xml:space="preserve">，按1</w:t>
-      </w:r>
-      <w:r>
-        <w:t xml:space="preserve"> </w:t>
-      </w:r>
-      <w:r>
-        <w:rPr>
-          <w:rFonts w:hint="eastAsia"/>
-        </w:rPr>
-        <w:t xml:space="preserve">pJ每次乘加计)</w:t>
-      </w:r>
-      <w:r>
-        <w:t xml:space="preserve"> </w:t>
-      </w:r>
-      <w:r>
-        <w:rPr>
-          <w:rFonts w:hint="eastAsia"/>
-        </w:rPr>
-        <w:t xml:space="preserve">低约30倍</w:t>
-      </w:r>
-      <w:r>
-        <w:t xml:space="preserve"> </w:t>
-      </w:r>
-      <w:r>
-        <w:rPr>
-          <w:rFonts w:hint="eastAsia"/>
-        </w:rPr>
-        <w:t xml:space="preserve">(逐节点8位读出；改用列共享时分复用读出约35倍)，按单位记忆容量能耗计低约一个数量级</w:t>
-      </w:r>
-      <w:r>
-        <w:t xml:space="preserve"> </w:t>
-      </w:r>
-      <w:r>
-        <w:rPr>
-          <w:rFonts w:hint="eastAsia"/>
-        </w:rPr>
-        <w:t xml:space="preserve">(231对2140</w:t>
-      </w:r>
-      <w:r>
-        <w:t xml:space="preserve"> </w:t>
-      </w:r>
-      <w:r>
-        <w:rPr>
-          <w:rFonts w:hint="eastAsia"/>
-        </w:rPr>
-        <w:t xml:space="preserve">nJ)。又因</w:t>
+        <w:t xml:space="preserve">，其单次推理能量较常规数字ESN低约30倍</w:t>
+      </w:r>
+      <w:r>
+        <w:t xml:space="preserve"> </w:t>
+      </w:r>
+      <w:r>
+        <w:rPr>
+          <w:rFonts w:hint="eastAsia"/>
+        </w:rPr>
+        <w:t xml:space="preserve">(逐节点8位读出；改用列共享时分复用读出约35倍)，按单位记忆容量能耗计更低约一个数量级。又因</w:t>
       </w:r>
       <m:oMath>
         <m:r>

--- a/article/chapter05.docx
+++ b/article/chapter05.docx
@@ -165,7 +165,7 @@
         <w:t xml:space="preserve">所描述的一次性、无记忆写事件。RC所依赖的恰是被PBNN平均掉的那部分信息：一个固定而不训练的高维非线性动力学系统，具备衰减记忆，使当前状态依赖近期输入历史而渐忘远期，仅训练末端的线性读出层即可完成时序映射。超顺磁sMTJ的热涨落翻转过程本身即为一个具有可调时间常数的有状态系统，因而能够承担这一角色。本章在验证sMTJ器件能否以可机理归因的方式承担这一范式的基础上，集中回答两个面向工程的问题：该用法的硬件能效相对数字储备池居于何种水平，以及面向RC优化的sMTJ应落在怎样的器件参数区间。</w:t>
       </w:r>
     </w:p>
-    <w:bookmarkStart w:id="12" w:name="X2c3693f1ea629acbd3653c39f4b741f2e98fe49"/>
+    <w:bookmarkStart w:id="12" w:name="smtj-rc的硬件工作原理"/>
     <w:p>
       <w:pPr>
         <w:pStyle w:val="Heading2"/>
@@ -200,12 +200,12 @@
           <wp:inline>
             <wp:extent cx="5334000" cy="3772401"/>
             <wp:effectExtent b="0" l="0" r="0" t="0"/>
-            <wp:docPr descr="" title="fig:" id="10" name="Picture"/>
+            <wp:docPr descr="" title="" id="10" name="Picture"/>
             <a:graphic>
               <a:graphicData uri="http://schemas.openxmlformats.org/drawingml/2006/picture">
                 <pic:pic>
                   <pic:nvPicPr>
-                    <pic:cNvPr descr="D:\Documents\Graduation%20Project-2026\04PBNNSim\smtj_pbnn_sim\article\figs\Chapter05_local_01.png" id="11" name="Picture"/>
+                    <pic:cNvPr descr="figs/Chapter05_local_01.png" id="11" name="Picture"/>
                     <pic:cNvPicPr>
                       <a:picLocks noChangeArrowheads="1" noChangeAspect="1"/>
                     </pic:cNvPicPr>
@@ -1488,7 +1488,7 @@
       </w:r>
     </w:p>
     <w:bookmarkEnd w:id="12"/>
-    <w:bookmarkStart w:id="32" w:name="X8b4cbb38f556b06001e24393be160f126df2dc6"/>
+    <w:bookmarkStart w:id="32" w:name="既有储备池工作与本章定位"/>
     <w:p>
       <w:pPr>
         <w:pStyle w:val="Heading2"/>
@@ -1682,7 +1682,7 @@
       </w:r>
     </w:p>
     <w:bookmarkEnd w:id="32"/>
-    <w:bookmarkStart w:id="36" w:name="X0fced55f049d481e37f9e7e33488642b087f1d9"/>
+    <w:bookmarkStart w:id="36" w:name="仿真器扩展与原型验证"/>
     <w:p>
       <w:pPr>
         <w:pStyle w:val="Heading2"/>
@@ -2594,12 +2594,12 @@
           <wp:inline>
             <wp:extent cx="5334000" cy="2999208"/>
             <wp:effectExtent b="0" l="0" r="0" t="0"/>
-            <wp:docPr descr="" title="fig:" id="34" name="Picture"/>
+            <wp:docPr descr="" title="" id="34" name="Picture"/>
             <a:graphic>
               <a:graphicData uri="http://schemas.openxmlformats.org/drawingml/2006/picture">
                 <pic:pic>
                   <pic:nvPicPr>
-                    <pic:cNvPr descr="D:\Documents\Graduation%20Project-2026\04PBNNSim\smtj_pbnn_sim\article\figs\Chapter05_local_02.png" id="35" name="Picture"/>
+                    <pic:cNvPr descr="figs/Chapter05_local_02.png" id="35" name="Picture"/>
                     <pic:cNvPicPr>
                       <a:picLocks noChangeArrowheads="1" noChangeAspect="1"/>
                     </pic:cNvPicPr>
@@ -3059,7 +3059,7 @@
       </w:r>
     </w:p>
     <w:bookmarkEnd w:id="36"/>
-    <w:bookmarkStart w:id="46" w:name="Xfc4c0f5761aae0ec08aa8c785bce0c5dd705a0d"/>
+    <w:bookmarkStart w:id="46" w:name="面向rc的器件优化与变异分析"/>
     <w:p>
       <w:pPr>
         <w:pStyle w:val="Heading2"/>
@@ -3161,12 +3161,12 @@
           <wp:inline>
             <wp:extent cx="5334000" cy="3820702"/>
             <wp:effectExtent b="0" l="0" r="0" t="0"/>
-            <wp:docPr descr="" title="fig:" id="38" name="Picture"/>
+            <wp:docPr descr="" title="" id="38" name="Picture"/>
             <a:graphic>
               <a:graphicData uri="http://schemas.openxmlformats.org/drawingml/2006/picture">
                 <pic:pic>
                   <pic:nvPicPr>
-                    <pic:cNvPr descr="D:\Documents\Graduation%20Project-2026\04PBNNSim\smtj_pbnn_sim\article\figs\Chapter05_local_03.png" id="39" name="Picture"/>
+                    <pic:cNvPr descr="figs/Chapter05_local_03.png" id="39" name="Picture"/>
                     <pic:cNvPicPr>
                       <a:picLocks noChangeArrowheads="1" noChangeAspect="1"/>
                     </pic:cNvPicPr>
@@ -3924,12 +3924,12 @@
           <wp:inline>
             <wp:extent cx="5334000" cy="3820990"/>
             <wp:effectExtent b="0" l="0" r="0" t="0"/>
-            <wp:docPr descr="" title="fig:" id="41" name="Picture"/>
+            <wp:docPr descr="" title="" id="41" name="Picture"/>
             <a:graphic>
               <a:graphicData uri="http://schemas.openxmlformats.org/drawingml/2006/picture">
                 <pic:pic>
                   <pic:nvPicPr>
-                    <pic:cNvPr descr="D:\Documents\Graduation%20Project-2026\04PBNNSim\smtj_pbnn_sim\article\figs\Chapter05_local_04.png" id="42" name="Picture"/>
+                    <pic:cNvPr descr="figs/Chapter05_local_04.png" id="42" name="Picture"/>
                     <pic:cNvPicPr>
                       <a:picLocks noChangeArrowheads="1" noChangeAspect="1"/>
                     </pic:cNvPicPr>
@@ -4328,12 +4328,12 @@
           <wp:inline>
             <wp:extent cx="5334000" cy="3811218"/>
             <wp:effectExtent b="0" l="0" r="0" t="0"/>
-            <wp:docPr descr="" title="fig:" id="44" name="Picture"/>
+            <wp:docPr descr="" title="" id="44" name="Picture"/>
             <a:graphic>
               <a:graphicData uri="http://schemas.openxmlformats.org/drawingml/2006/picture">
                 <pic:pic>
                   <pic:nvPicPr>
-                    <pic:cNvPr descr="D:\Documents\Graduation%20Project-2026\04PBNNSim\smtj_pbnn_sim\article\figs\Chapter05_local_05.png" id="45" name="Picture"/>
+                    <pic:cNvPr descr="figs/Chapter05_local_05.png" id="45" name="Picture"/>
                     <pic:cNvPicPr>
                       <a:picLocks noChangeArrowheads="1" noChangeAspect="1"/>
                     </pic:cNvPicPr>
@@ -4663,7 +4663,7 @@
       </w:r>
     </w:p>
     <w:bookmarkEnd w:id="46"/>
-    <w:bookmarkStart w:id="63" w:name="Xe2a3f1b1aa575c0cb974114346a118e6d81fbc7"/>
+    <w:bookmarkStart w:id="63" w:name="基准广度与硬件能效"/>
     <w:p>
       <w:pPr>
         <w:pStyle w:val="Heading2"/>
@@ -4698,12 +4698,12 @@
           <wp:inline>
             <wp:extent cx="5334000" cy="3806953"/>
             <wp:effectExtent b="0" l="0" r="0" t="0"/>
-            <wp:docPr descr="" title="fig:" id="48" name="Picture"/>
+            <wp:docPr descr="" title="" id="48" name="Picture"/>
             <a:graphic>
               <a:graphicData uri="http://schemas.openxmlformats.org/drawingml/2006/picture">
                 <pic:pic>
                   <pic:nvPicPr>
-                    <pic:cNvPr descr="D:\Documents\Graduation%20Project-2026\04PBNNSim\smtj_pbnn_sim\article\figs\Chapter05_local_06.png" id="49" name="Picture"/>
+                    <pic:cNvPr descr="figs/Chapter05_local_06.png" id="49" name="Picture"/>
                     <pic:cNvPicPr>
                       <a:picLocks noChangeArrowheads="1" noChangeAspect="1"/>
                     </pic:cNvPicPr>
@@ -4976,12 +4976,12 @@
           <wp:inline>
             <wp:extent cx="5334000" cy="3805731"/>
             <wp:effectExtent b="0" l="0" r="0" t="0"/>
-            <wp:docPr descr="" title="fig:" id="52" name="Picture"/>
+            <wp:docPr descr="" title="" id="52" name="Picture"/>
             <a:graphic>
               <a:graphicData uri="http://schemas.openxmlformats.org/drawingml/2006/picture">
                 <pic:pic>
                   <pic:nvPicPr>
-                    <pic:cNvPr descr="D:\Documents\Graduation%20Project-2026\04PBNNSim\smtj_pbnn_sim\article\figs\Chapter05_local_07.png" id="53" name="Picture"/>
+                    <pic:cNvPr descr="figs/Chapter05_local_07.png" id="53" name="Picture"/>
                     <pic:cNvPicPr>
                       <a:picLocks noChangeArrowheads="1" noChangeAspect="1"/>
                     </pic:cNvPicPr>
@@ -5349,7 +5349,7 @@
         <w:rPr>
           <w:rFonts w:hint="eastAsia"/>
         </w:rPr>
-        <w:t xml:space="preserve">的下界仍低于sMTJ-RC，故该优势成立于相对冯诺依曼式数字ESN的比较，而非相对最激进的模拟存内计算。图5.7(d)</w:t>
+        <w:t xml:space="preserve">的下界仍低于sMTJ-RC，故该优势成立的前提是相对冯诺依曼式数字ESN的比较，而非相对最激进的模拟存内计算。图5.7(d)</w:t>
       </w:r>
       <w:r>
         <w:t xml:space="preserve"> </w:t>
@@ -5447,12 +5447,12 @@
           <wp:inline>
             <wp:extent cx="5334000" cy="2788227"/>
             <wp:effectExtent b="0" l="0" r="0" t="0"/>
-            <wp:docPr descr="" title="fig:" id="58" name="Picture"/>
+            <wp:docPr descr="" title="" id="58" name="Picture"/>
             <a:graphic>
               <a:graphicData uri="http://schemas.openxmlformats.org/drawingml/2006/picture">
                 <pic:pic>
                   <pic:nvPicPr>
-                    <pic:cNvPr descr="D:\Documents\Graduation%20Project-2026\04PBNNSim\smtj_pbnn_sim\article\figs\Chapter05_local_08.png" id="59" name="Picture"/>
+                    <pic:cNvPr descr="figs/Chapter05_local_08.png" id="59" name="Picture"/>
                     <pic:cNvPicPr>
                       <a:picLocks noChangeArrowheads="1" noChangeAspect="1"/>
                     </pic:cNvPicPr>
@@ -5534,12 +5534,12 @@
           <wp:inline>
             <wp:extent cx="5334000" cy="1822410"/>
             <wp:effectExtent b="0" l="0" r="0" t="0"/>
-            <wp:docPr descr="" title="fig:" id="61" name="Picture"/>
+            <wp:docPr descr="" title="" id="61" name="Picture"/>
             <a:graphic>
               <a:graphicData uri="http://schemas.openxmlformats.org/drawingml/2006/picture">
                 <pic:pic>
                   <pic:nvPicPr>
-                    <pic:cNvPr descr="D:\Documents\Graduation%20Project-2026\04PBNNSim\smtj_pbnn_sim\article\figs\Chapter05_local_09.png" id="62" name="Picture"/>
+                    <pic:cNvPr descr="figs/Chapter05_local_09.png" id="62" name="Picture"/>
                     <pic:cNvPicPr>
                       <a:picLocks noChangeArrowheads="1" noChangeAspect="1"/>
                     </pic:cNvPicPr>
@@ -5699,7 +5699,7 @@
       </w:r>
     </w:p>
     <w:bookmarkEnd w:id="63"/>
-    <w:bookmarkStart w:id="71" w:name="Xcaaba4a8071824c394fe34912acc8d64f805d47"/>
+    <w:bookmarkStart w:id="71" w:name="本章小结"/>
     <w:p>
       <w:pPr>
         <w:pStyle w:val="Heading2"/>
@@ -5835,7 +5835,7 @@
         <w:rPr>
           <w:rFonts w:hint="eastAsia"/>
         </w:rPr>
-        <w:t xml:space="preserve">下充分探索，这关系到sMTJ-RC能否在更广场景胜过数字基线。其二，递归耦合在本章以数值矩阵实现，其物理形态</w:t>
+        <w:t xml:space="preserve">下充分探索，这关系到sMTJ-RC能否在更广的场景下胜过数字基线。其二，递归耦合在本章以数值矩阵实现，其物理形态</w:t>
       </w:r>
       <w:r>
         <w:t xml:space="preserve"> </w:t>
@@ -6076,12 +6076,12 @@
           <wp:inline>
             <wp:extent cx="5334000" cy="2611235"/>
             <wp:effectExtent b="0" l="0" r="0" t="0"/>
-            <wp:docPr descr="" title="fig:" id="69" name="Picture"/>
+            <wp:docPr descr="" title="" id="69" name="Picture"/>
             <a:graphic>
               <a:graphicData uri="http://schemas.openxmlformats.org/drawingml/2006/picture">
                 <pic:pic>
                   <pic:nvPicPr>
-                    <pic:cNvPr descr="D:\Documents\Graduation%20Project-2026\04PBNNSim\smtj_pbnn_sim\article\figs\Chapter05_local_10.png" id="70" name="Picture"/>
+                    <pic:cNvPr descr="figs/Chapter05_local_10.png" id="70" name="Picture"/>
                     <pic:cNvPicPr>
                       <a:picLocks noChangeArrowheads="1" noChangeAspect="1"/>
                     </pic:cNvPicPr>

--- a/article/chapter05.docx
+++ b/article/chapter05.docx
@@ -2,7 +2,7 @@
 <file path=word/document.xml><?xml version="1.0" encoding="utf-8"?>
 <w:document xmlns:w="http://schemas.openxmlformats.org/wordprocessingml/2006/main" xmlns:m="http://schemas.openxmlformats.org/officeDocument/2006/math" xmlns:r="http://schemas.openxmlformats.org/officeDocument/2006/relationships" xmlns:o="urn:schemas-microsoft-com:office:office" xmlns:v="urn:schemas-microsoft-com:vml" xmlns:w10="urn:schemas-microsoft-com:office:word" xmlns:a="http://schemas.openxmlformats.org/drawingml/2006/main" xmlns:pic="http://schemas.openxmlformats.org/drawingml/2006/picture" xmlns:wp="http://schemas.openxmlformats.org/drawingml/2006/wordprocessingDrawing">
   <w:body>
-    <w:bookmarkStart w:id="73" w:name="第5章-基于smtj的储备池计算硬件评估与器件优化指导"/>
+    <w:bookmarkStart w:id="70" w:name="第5章-基于smtj的储备池计算硬件评估与器件优化指导"/>
     <w:p>
       <w:pPr>
         <w:pStyle w:val="Heading1"/>
@@ -1658,27 +1658,7 @@
         <w:rPr>
           <w:rFonts w:hint="eastAsia"/>
         </w:rPr>
-        <w:t xml:space="preserve">给出了量化记忆与非线性的标准指标；本章采用线性记忆容量，并据信息处理容量的思想，以各阶延迟单项式的保留</w:t>
-      </w:r>
-      <m:oMath>
-        <m:sSup>
-          <m:e>
-            <m:r>
-              <m:t>r</m:t>
-            </m:r>
-          </m:e>
-          <m:sup>
-            <m:r>
-              <m:t>2</m:t>
-            </m:r>
-          </m:sup>
-        </m:sSup>
-      </m:oMath>
-      <w:r>
-        <w:rPr>
-          <w:rFonts w:hint="eastAsia"/>
-        </w:rPr>
-        <w:t xml:space="preserve">之和作为处理容量的实用代理（非其正交化原型，详见5.5节）。综合来看，以第二章已校准的sMTJ写概率模型为入口，把同一器件复用为RC的随机两态动力学节点，并在第四章分层仿真器内做端到端的能耗与面积评估及器件优化指导，是上述工作尚未覆盖的交集。本章因此复用第四章已成熟的器件校准、变异、阵列与PPA估算成果，仅在有状态器件演化层与储备池读出层独立实现。</w:t>
+        <w:t xml:space="preserve">给出了量化记忆与非线性的标准指标；本章采用线性记忆容量与正交化的信息处理容量（Legendre基，度量细节见5.5节）。综合来看，以第二章已校准的sMTJ写概率模型为入口，把同一器件复用为RC的随机两态动力学节点，并在第四章分层仿真器内做端到端的能耗与面积评估及器件优化指导，是上述工作尚未覆盖的交集。本章因此复用第四章已成熟的器件校准、变异、阵列与PPA估算成果，仅在有状态器件演化层与储备池读出层独立实现。</w:t>
       </w:r>
     </w:p>
     <w:bookmarkEnd w:id="32"/>
@@ -4782,27 +4762,7 @@
         <w:rPr>
           <w:rFonts w:hint="eastAsia"/>
         </w:rPr>
-        <w:t xml:space="preserve">处理容量代理（各阶延迟单项式的保留</w:t>
-      </w:r>
-      <m:oMath>
-        <m:sSup>
-          <m:e>
-            <m:r>
-              <m:t>r</m:t>
-            </m:r>
-          </m:e>
-          <m:sup>
-            <m:r>
-              <m:t>2</m:t>
-            </m:r>
-          </m:sup>
-        </m:sSup>
-      </m:oMath>
-      <w:r>
-        <w:rPr>
-          <w:rFonts w:hint="eastAsia"/>
-        </w:rPr>
-        <w:t xml:space="preserve">之和）按多项式阶分解</w:t>
+        <w:t xml:space="preserve">信息处理容量按多项式阶分解</w:t>
       </w:r>
       <w:r>
         <w:t xml:space="preserve"> </w:t>
@@ -4820,7 +4780,7 @@
         <w:rPr>
           <w:rFonts w:hint="eastAsia"/>
         </w:rPr>
-        <w:t xml:space="preserve">总容量随工作点偏置的分配。</w:t>
+        <w:t xml:space="preserve">各阶容量与总量随工作点偏置的变化。</w:t>
       </w:r>
     </w:p>
     <w:p>
@@ -4878,7 +4838,7 @@
         <w:rPr>
           <w:rFonts w:hint="eastAsia"/>
         </w:rPr>
-        <w:t xml:space="preserve">显示，随偏置升高，二次容量逐步释放，线性容量相应让出，总容量大致守恒。这把5.4节的记忆与非线性权衡从单一乘积任务推广到完整的多项式容量谱，说明工作点偏置是在固定器件上重新分配记忆与非线性预算的连续参数。</w:t>
+        <w:t xml:space="preserve">显示，随偏置升高，二次容量自零起单调释放，线性容量近乎不变，度不超过三的容量窗总量随之上升而始终远低于秩上界；即偏置并非在固定总量内做再分配，而是把容量从高阶与长延迟的窗口外移入低阶可用窗口。这把5.4节的记忆与非线性权衡从单一乘积任务推广到完整的多项式容量谱，工作点偏置由此成为在固定器件上调节可用容量构成的连续参数。</w:t>
       </w:r>
     </w:p>
     <w:p>
@@ -5699,7 +5659,7 @@
       </w:r>
     </w:p>
     <w:bookmarkEnd w:id="63"/>
-    <w:bookmarkStart w:id="71" w:name="本章小结"/>
+    <w:bookmarkStart w:id="68" w:name="本章小结"/>
     <w:p>
       <w:pPr>
         <w:pStyle w:val="Heading2"/>
@@ -5807,253 +5767,6 @@
           <w:rFonts w:hint="eastAsia"/>
         </w:rPr>
         <w:t xml:space="preserve">稠密递归，相对常规数字ESN能效高约一个数量级，且优势随规模扩大。</w:t>
-      </w:r>
-    </w:p>
-    <w:p>
-      <w:pPr>
-        <w:pStyle w:val="BodyText"/>
-      </w:pPr>
-      <w:r>
-        <w:rPr>
-          <w:rFonts w:hint="eastAsia"/>
-        </w:rPr>
-        <w:t xml:space="preserve">本章结论受三方面条件约束。其一，散粒噪声与面积的权衡尚未在更省的读出方案</w:t>
-      </w:r>
-      <w:r>
-        <w:t xml:space="preserve"> </w:t>
-      </w:r>
-      <w:r>
-        <w:rPr>
-          <w:rFonts w:hint="eastAsia"/>
-        </w:rPr>
-        <w:t xml:space="preserve">(速率读出、长积分窗、概率域读出)</w:t>
-      </w:r>
-      <w:r>
-        <w:t xml:space="preserve"> </w:t>
-      </w:r>
-      <w:r>
-        <w:rPr>
-          <w:rFonts w:hint="eastAsia"/>
-        </w:rPr>
-        <w:t xml:space="preserve">下充分探索，这关系到sMTJ-RC能否在更广的场景下胜过数字基线。其二，递归耦合在本章以数值矩阵实现，其物理形态</w:t>
-      </w:r>
-      <w:r>
-        <w:t xml:space="preserve"> </w:t>
-      </w:r>
-      <w:r>
-        <w:rPr>
-          <w:rFonts w:hint="eastAsia"/>
-        </w:rPr>
-        <w:t xml:space="preserve">(偶极场或共享电流线)</w:t>
-      </w:r>
-      <w:r>
-        <w:t xml:space="preserve"> </w:t>
-      </w:r>
-      <w:r>
-        <w:rPr>
-          <w:rFonts w:hint="eastAsia"/>
-        </w:rPr>
-        <w:t xml:space="preserve">的保真度与面积代价需在阵列层进一步评估。其三，相对于确定性ESN，器件随机性更可能是代价而非优势，本章已明确区分sMTJ-RC占优的指标</w:t>
-      </w:r>
-      <w:r>
-        <w:t xml:space="preserve"> </w:t>
-      </w:r>
-      <w:r>
-        <w:rPr>
-          <w:rFonts w:hint="eastAsia"/>
-        </w:rPr>
-        <w:t xml:space="preserve">(能量、面积、对工艺变异的容忍)</w:t>
-      </w:r>
-      <w:r>
-        <w:t xml:space="preserve"> </w:t>
-      </w:r>
-      <w:r>
-        <w:rPr>
-          <w:rFonts w:hint="eastAsia"/>
-        </w:rPr>
-        <w:t xml:space="preserve">与不占优的指标</w:t>
-      </w:r>
-      <w:r>
-        <w:t xml:space="preserve"> </w:t>
-      </w:r>
-      <w:r>
-        <w:rPr>
-          <w:rFonts w:hint="eastAsia"/>
-        </w:rPr>
-        <w:t xml:space="preserve">(绝对精度)，不作过度宣称。</w:t>
-      </w:r>
-    </w:p>
-    <w:p>
-      <w:pPr>
-        <w:pStyle w:val="BodyText"/>
-      </w:pPr>
-      <w:r>
-        <w:rPr>
-          <w:rFonts w:hint="eastAsia"/>
-        </w:rPr>
-        <w:t xml:space="preserve">把同一物理阵列以时分复用同时承担概率位推断与储备池处理，还要求两种模式取不同的热稳定因子：概率位取</w:t>
-      </w:r>
-      <m:oMath>
-        <m:r>
-          <m:rPr>
-            <m:sty m:val="p"/>
-          </m:rPr>
-          <m:t>Δ</m:t>
-        </m:r>
-        <m:r>
-          <m:rPr>
-            <m:sty m:val="p"/>
-          </m:rPr>
-          <m:t>=</m:t>
-        </m:r>
-        <m:r>
-          <m:t>4.91</m:t>
-        </m:r>
-      </m:oMath>
-      <w:r>
-        <w:t xml:space="preserve"> </w:t>
-      </w:r>
-      <w:r>
-        <w:rPr>
-          <w:rFonts w:hint="eastAsia"/>
-        </w:rPr>
-        <w:t xml:space="preserve">(零偏弛豫约68</w:t>
-      </w:r>
-      <w:r>
-        <w:t xml:space="preserve"> </w:t>
-      </w:r>
-      <w:r>
-        <w:rPr>
-          <w:rFonts w:hint="eastAsia"/>
-        </w:rPr>
-        <w:t xml:space="preserve">ns)，储备池取</w:t>
-      </w:r>
-      <m:oMath>
-        <m:r>
-          <m:rPr>
-            <m:sty m:val="p"/>
-          </m:rPr>
-          <m:t>Δ</m:t>
-        </m:r>
-        <m:r>
-          <m:rPr>
-            <m:sty m:val="p"/>
-          </m:rPr>
-          <m:t>≈</m:t>
-        </m:r>
-        <m:r>
-          <m:t>3.8</m:t>
-        </m:r>
-      </m:oMath>
-      <w:r>
-        <w:t xml:space="preserve"> </w:t>
-      </w:r>
-      <w:r>
-        <w:rPr>
-          <w:rFonts w:hint="eastAsia"/>
-        </w:rPr>
-        <w:t xml:space="preserve">(约22</w:t>
-      </w:r>
-      <w:r>
-        <w:t xml:space="preserve"> </w:t>
-      </w:r>
-      <w:r>
-        <w:rPr>
-          <w:rFonts w:hint="eastAsia"/>
-        </w:rPr>
-        <w:t xml:space="preserve">ns)。一块固定器件不能同时是两个势垒，时分复用需约22.6%的势垒摆幅</w:t>
-      </w:r>
-      <w:r>
-        <w:t xml:space="preserve"> (</w:t>
-      </w:r>
-      <m:oMath>
-        <m:r>
-          <m:rPr>
-            <m:sty m:val="p"/>
-          </m:rPr>
-          <m:t>Δ</m:t>
-        </m:r>
-        <m:sSub>
-          <m:e>
-            <m:r>
-              <m:t>E</m:t>
-            </m:r>
-          </m:e>
-          <m:sub>
-            <m:r>
-              <m:t>b</m:t>
-            </m:r>
-          </m:sub>
-        </m:sSub>
-        <m:r>
-          <m:rPr>
-            <m:sty m:val="p"/>
-          </m:rPr>
-          <m:t>≈</m:t>
-        </m:r>
-        <m:r>
-          <m:t>28.7</m:t>
-        </m:r>
-        <m:r>
-          <m:t> </m:t>
-        </m:r>
-        <m:r>
-          <m:rPr>
-            <m:sty m:val="p"/>
-          </m:rPr>
-          <m:t>m</m:t>
-        </m:r>
-        <m:r>
-          <m:rPr>
-            <m:sty m:val="p"/>
-          </m:rPr>
-          <m:t>e</m:t>
-        </m:r>
-        <m:r>
-          <m:rPr>
-            <m:sty m:val="p"/>
-          </m:rPr>
-          <m:t>V</m:t>
-        </m:r>
-      </m:oMath>
-      <w:r>
-        <w:rPr>
-          <w:rFonts w:hint="eastAsia"/>
-        </w:rPr>
-        <w:t xml:space="preserve">)，可经电压控制磁各向异性栅</w:t>
-      </w:r>
-      <w:r>
-        <w:rPr>
-          <w:rStyle w:val="FootnoteReference"/>
-        </w:rPr>
-        <w:footnoteReference w:id="65"/>
-      </w:r>
-      <w:r>
-        <w:rPr>
-          <w:rFonts w:hint="eastAsia"/>
-        </w:rPr>
-        <w:t xml:space="preserve">或约88</w:t>
-      </w:r>
-      <w:r>
-        <w:t xml:space="preserve"> </w:t>
-      </w:r>
-      <w:r>
-        <w:rPr>
-          <w:rFonts w:hint="eastAsia"/>
-        </w:rPr>
-        <w:t xml:space="preserve">K温升达到。该提案有三个限制：两种模式在时间上互斥；储备池所需的低势垒与概率位的写保持及读扰动相冲突；尚无在同一物理阵列上时分复用概率位写入与储备池自由演化的实现，已报道的电压可调随机性器件主要是脉冲驱动稳定pMTJ得到的可调随机电报噪声</w:t>
-      </w:r>
-      <w:r>
-        <w:rPr>
-          <w:rStyle w:val="FootnoteReference"/>
-        </w:rPr>
-        <w:footnoteReference w:id="66"/>
-      </w:r>
-      <w:r>
-        <w:rPr>
-          <w:rFonts w:hint="eastAsia"/>
-        </w:rPr>
-        <w:t xml:space="preserve">，并非概率位与储备池双模阵列。因此该统一阵列应作为受限的、电压栅控的、时分复用的架构提案陈述，并附上述量化调谐包络与势垒冲突这一限制。</w:t>
       </w:r>
     </w:p>
     <w:p>
@@ -6076,18 +5789,18 @@
           <wp:inline>
             <wp:extent cx="5334000" cy="2611235"/>
             <wp:effectExtent b="0" l="0" r="0" t="0"/>
-            <wp:docPr descr="" title="" id="69" name="Picture"/>
+            <wp:docPr descr="" title="" id="66" name="Picture"/>
             <a:graphic>
               <a:graphicData uri="http://schemas.openxmlformats.org/drawingml/2006/picture">
                 <pic:pic>
                   <pic:nvPicPr>
-                    <pic:cNvPr descr="figs/Chapter05_local_10.png" id="70" name="Picture"/>
+                    <pic:cNvPr descr="figs/Chapter05_local_10.png" id="67" name="Picture"/>
                     <pic:cNvPicPr>
                       <a:picLocks noChangeArrowheads="1" noChangeAspect="1"/>
                     </pic:cNvPicPr>
                   </pic:nvPicPr>
                   <pic:blipFill>
-                    <a:blip r:embed="rId68"/>
+                    <a:blip r:embed="rId65"/>
                     <a:stretch>
                       <a:fillRect/>
                     </a:stretch>
@@ -6192,8 +5905,8 @@
         <w:t xml:space="preserve">从主线层面看，本章与第三、四章共同构成同一物理阵列承担三类传统分离任务的完整证据：第三章的组合优化、第四章的前馈推断、本章的时序处理，三者在器件层、阵列层与仿真后端层均无硬件分歧，差别只在外围调度。优化以全阵列同步演化进行，推断以按层有序前馈采样进行，时序处理则以保留时间相关的连续演化进行。前两类任务利用的是器件的瞬时随机性，本章进一步把可用资源延伸到器件的时域动力学，在任务覆盖之外也拓宽了概率计算所依托的物理基础。第四章结论曾指出，概率计算有望从由算法适配器件特性的阶段，推进到由器件按算法需求加以定制的阶段；本章关于RC偏好更低势垒、并按任务时标匹配弛豫时间的定量结论，正是这一设想在时序处理任务上的具体实现。下一章在此基础上对全文工作作出总结并讨论后续研究方向。</w:t>
       </w:r>
     </w:p>
-    <w:bookmarkEnd w:id="71"/>
-    <w:bookmarkStart w:id="72" w:name="参考文献"/>
+    <w:bookmarkEnd w:id="68"/>
+    <w:bookmarkStart w:id="69" w:name="参考文献"/>
     <w:p>
       <w:pPr>
         <w:pStyle w:val="Heading2"/>
@@ -6205,8 +5918,8 @@
         <w:t xml:space="preserve">参考文献</w:t>
       </w:r>
     </w:p>
-    <w:bookmarkEnd w:id="72"/>
-    <w:bookmarkEnd w:id="73"/>
+    <w:bookmarkEnd w:id="69"/>
+    <w:bookmarkEnd w:id="70"/>
     <w:sectPr>
       <w:footnotePr>
         <w:numRestart w:val="eachSect"/>
@@ -6673,18 +6386,27 @@
         <w:rPr>
           <w:rFonts w:hint="eastAsia"/>
         </w:rPr>
-        <w:t xml:space="preserve">此处以各阶延迟单项式的保留</w:t>
-      </w:r>
-      <m:oMath>
+        <w:t xml:space="preserve">容量按正交归一的信息处理容量[^rc_ipc]度量：以输入均匀分布下正交归一的Legendre多项式跨延迟乘积为基（延迟至20步、总阶至三、序列长度</w:t>
+      </w:r>
+      <m:oMath>
+        <m:r>
+          <m:t>1.2</m:t>
+        </m:r>
+        <m:r>
+          <m:rPr>
+            <m:sty m:val="p"/>
+          </m:rPr>
+          <m:t>×</m:t>
+        </m:r>
         <m:sSup>
           <m:e>
             <m:r>
-              <m:t>r</m:t>
+              <m:t>10</m:t>
             </m:r>
           </m:e>
           <m:sup>
             <m:r>
-              <m:t>2</m:t>
+              <m:t>4</m:t>
             </m:r>
           </m:sup>
         </m:sSup>
@@ -6693,7 +6415,47 @@
         <w:rPr>
           <w:rFonts w:hint="eastAsia"/>
         </w:rPr>
-        <w:t xml:space="preserve">之和度量容量，作为信息处理容量的实用代理；因所用单项式非正交，各阶之和不构成受储备池维数约束的绝对IPC，仅用于均值场与器件、以及偏置扫描间的相对比较。</w:t>
+        <w:t xml:space="preserve">），逐基函数取留出</w:t>
+      </w:r>
+      <m:oMath>
+        <m:sSup>
+          <m:e>
+            <m:r>
+              <m:t>r</m:t>
+            </m:r>
+          </m:e>
+          <m:sup>
+            <m:r>
+              <m:t>2</m:t>
+            </m:r>
+          </m:sup>
+        </m:sSup>
+      </m:oMath>
+      <w:r>
+        <w:rPr>
+          <w:rFonts w:hint="eastAsia"/>
+        </w:rPr>
+        <w:t xml:space="preserve">、以时间置换替代目标的最大容量为显著性阈值后各阶求和；总量受储备池状态秩约束，该上界在全部工作点均未触及。早期版本曾以非正交单项式的保留</w:t>
+      </w:r>
+      <m:oMath>
+        <m:sSup>
+          <m:e>
+            <m:r>
+              <m:t>r</m:t>
+            </m:r>
+          </m:e>
+          <m:sup>
+            <m:r>
+              <m:t>2</m:t>
+            </m:r>
+          </m:sup>
+        </m:sSup>
+      </m:oMath>
+      <w:r>
+        <w:rPr>
+          <w:rFonts w:hint="eastAsia"/>
+        </w:rPr>
+        <w:t xml:space="preserve">之和作实用代理，正交化后各阶数值改变，奇偶对称与二次容量释放的结构性结论不变，唯早期「总量大致守恒」的表述被修正为窗内总量随偏置上升。</w:t>
       </w:r>
     </w:p>
   </w:footnote>
@@ -6813,80 +6575,6 @@
       <w:r>
         <w:t xml:space="preserve">。</w:t>
       </w:r>
-    </w:p>
-  </w:footnote>
-  <w:footnote w:id="65">
-    <w:p>
-      <w:pPr>
-        <w:pStyle w:val="FootnoteText"/>
-      </w:pPr>
-      <w:r>
-        <w:rPr>
-          <w:rStyle w:val="FootnoteReference"/>
-        </w:rPr>
-        <w:footnoteRef/>
-      </w:r>
-      <w:r>
-        <w:t xml:space="preserve"> </w:t>
-      </w:r>
-      <w:r>
-        <w:rPr>
-          <w:rFonts w:hint="eastAsia"/>
-        </w:rPr>
-        <w:t xml:space="preserve">该栅压约0.56</w:t>
-      </w:r>
-      <w:r>
-        <w:t xml:space="preserve"> </w:t>
-      </w:r>
-      <w:r>
-        <w:rPr>
-          <w:rFonts w:hint="eastAsia"/>
-        </w:rPr>
-        <w:t xml:space="preserve">V，量级与已报道的电压可调各向异性器件相当。</w:t>
-      </w:r>
-    </w:p>
-  </w:footnote>
-  <w:footnote w:id="66">
-    <w:p>
-      <w:pPr>
-        <w:pStyle w:val="FootnoteText"/>
-      </w:pPr>
-      <w:r>
-        <w:rPr>
-          <w:rStyle w:val="FootnoteReference"/>
-        </w:rPr>
-        <w:footnoteRef/>
-      </w:r>
-      <w:r>
-        <w:t xml:space="preserve"> </w:t>
-      </w:r>
-      <w:r>
-        <w:t xml:space="preserve">Sidi El Valli A, Tsao M, Chen D, Kent A D. Tunable random telegraph noise in stable perpendicular magnetic tunnel junctions for unconventional computing.</w:t>
-      </w:r>
-      <w:r>
-        <w:t xml:space="preserve"> </w:t>
-      </w:r>
-      <w:r>
-        <w:rPr>
-          <w:i/>
-          <w:iCs/>
-        </w:rPr>
-        <w:t xml:space="preserve">arXiv preprint</w:t>
-      </w:r>
-      <w:r>
-        <w:t xml:space="preserve">, 2025.</w:t>
-      </w:r>
-      <w:r>
-        <w:t xml:space="preserve"> </w:t>
-      </w:r>
-      <w:hyperlink r:id="rId67">
-        <w:r>
-          <w:rPr>
-            <w:rStyle w:val="Hyperlink"/>
-          </w:rPr>
-          <w:t xml:space="preserve">arXiv:2509.13458</w:t>
-        </w:r>
-      </w:hyperlink>
     </w:p>
   </w:footnote>
 </w:footnotes>

--- a/article/chapter05.docx
+++ b/article/chapter05.docx
@@ -2,7 +2,7 @@
 <file path=word/document.xml><?xml version="1.0" encoding="utf-8"?>
 <w:document xmlns:w="http://schemas.openxmlformats.org/wordprocessingml/2006/main" xmlns:m="http://schemas.openxmlformats.org/officeDocument/2006/math" xmlns:r="http://schemas.openxmlformats.org/officeDocument/2006/relationships" xmlns:o="urn:schemas-microsoft-com:office:office" xmlns:v="urn:schemas-microsoft-com:vml" xmlns:w10="urn:schemas-microsoft-com:office:word" xmlns:a="http://schemas.openxmlformats.org/drawingml/2006/main" xmlns:pic="http://schemas.openxmlformats.org/drawingml/2006/picture" xmlns:wp="http://schemas.openxmlformats.org/drawingml/2006/wordprocessingDrawing">
   <w:body>
-    <w:bookmarkStart w:id="70" w:name="第5章-基于smtj的储备池计算硬件评估与器件优化指导"/>
+    <w:bookmarkStart w:id="71" w:name="第5章-基于smtj的储备池计算硬件评估与器件优化指导"/>
     <w:p>
       <w:pPr>
         <w:pStyle w:val="Heading1"/>
@@ -4643,7 +4643,7 @@
       </w:r>
     </w:p>
     <w:bookmarkEnd w:id="46"/>
-    <w:bookmarkStart w:id="63" w:name="基准广度与硬件能效"/>
+    <w:bookmarkStart w:id="64" w:name="基准广度与硬件能效"/>
     <w:p>
       <w:pPr>
         <w:pStyle w:val="Heading2"/>
@@ -5329,31 +5329,43 @@
         <w:rPr>
           <w:rFonts w:hint="eastAsia"/>
         </w:rPr>
-        <w:t xml:space="preserve">上述能量对比把读出连同模数转换计入，其底层是一处值得单独说明的协同设计。原储备池能量模型把读出视为近乎无代价，而读出精度实为记忆容量的限制者，二者矛盾。把模数转换能量以提取的sky130</w:t>
-      </w:r>
-      <w:r>
-        <w:t xml:space="preserve"> </w:t>
-      </w:r>
-      <w:r>
-        <w:rPr>
-          <w:rFonts w:hint="eastAsia"/>
-        </w:rPr>
-        <w:t xml:space="preserve">StrongARM比较器作逐次逼近转换器的比较器项、电容数模阵列的开关能量以sky130单位电容标定后，读出确非无代价：比较器即使3位分辨也已占储备池总能量近九成</w:t>
-      </w:r>
-      <w:r>
-        <w:t xml:space="preserve"> </w:t>
-      </w:r>
-      <w:r>
-        <w:rPr>
-          <w:rFonts w:hint="eastAsia"/>
-        </w:rPr>
-        <w:t xml:space="preserve">(图5.9)；但比较器项随位数线性增长，故分辨率的能量惩罚温和。对集成式储备池而言低至中等分辨读出即足这一结论本身在近期工作中已有报道</w:t>
+        <w:t xml:space="preserve">上述能量对比把读出连同模数转换计入，其底层是读出与阵列的协同设计</w:t>
       </w:r>
       <w:r>
         <w:rPr>
           <w:rStyle w:val="FootnoteReference"/>
         </w:rPr>
         <w:footnoteReference w:id="55"/>
+      </w:r>
+      <w:r>
+        <w:rPr>
+          <w:rFonts w:hint="eastAsia"/>
+        </w:rPr>
+        <w:t xml:space="preserve">。把模数转换能量以提取的sky130</w:t>
+      </w:r>
+      <w:r>
+        <w:t xml:space="preserve"> </w:t>
+      </w:r>
+      <w:r>
+        <w:rPr>
+          <w:rFonts w:hint="eastAsia"/>
+        </w:rPr>
+        <w:t xml:space="preserve">StrongARM比较器作逐次逼近转换器的比较器项、电容数模阵列的开关能量以sky130单位电容标定后，读出主导储备池能量：比较器即使3位分辨也已占总能量近九成</w:t>
+      </w:r>
+      <w:r>
+        <w:t xml:space="preserve"> </w:t>
+      </w:r>
+      <w:r>
+        <w:rPr>
+          <w:rFonts w:hint="eastAsia"/>
+        </w:rPr>
+        <w:t xml:space="preserve">(图5.9)；但比较器项随位数线性增长，分辨率的能量惩罚温和。对集成式储备池而言低至中等分辨读出即足这一结论本身在近期工作中已有报道</w:t>
+      </w:r>
+      <w:r>
+        <w:rPr>
+          <w:rStyle w:val="FootnoteReference"/>
+        </w:rPr>
+        <w:footnoteReference w:id="56"/>
       </w:r>
       <w:r>
         <w:rPr>
@@ -5407,18 +5419,18 @@
           <wp:inline>
             <wp:extent cx="5334000" cy="2788227"/>
             <wp:effectExtent b="0" l="0" r="0" t="0"/>
-            <wp:docPr descr="" title="" id="58" name="Picture"/>
+            <wp:docPr descr="" title="" id="59" name="Picture"/>
             <a:graphic>
               <a:graphicData uri="http://schemas.openxmlformats.org/drawingml/2006/picture">
                 <pic:pic>
                   <pic:nvPicPr>
-                    <pic:cNvPr descr="figs/Chapter05_local_08.png" id="59" name="Picture"/>
+                    <pic:cNvPr descr="figs/Chapter05_local_08.png" id="60" name="Picture"/>
                     <pic:cNvPicPr>
                       <a:picLocks noChangeArrowheads="1" noChangeAspect="1"/>
                     </pic:cNvPicPr>
                   </pic:nvPicPr>
                   <pic:blipFill>
-                    <a:blip r:embed="rId57"/>
+                    <a:blip r:embed="rId58"/>
                     <a:stretch>
                       <a:fillRect/>
                     </a:stretch>
@@ -5494,18 +5506,18 @@
           <wp:inline>
             <wp:extent cx="5334000" cy="1822410"/>
             <wp:effectExtent b="0" l="0" r="0" t="0"/>
-            <wp:docPr descr="" title="" id="61" name="Picture"/>
+            <wp:docPr descr="" title="" id="62" name="Picture"/>
             <a:graphic>
               <a:graphicData uri="http://schemas.openxmlformats.org/drawingml/2006/picture">
                 <pic:pic>
                   <pic:nvPicPr>
-                    <pic:cNvPr descr="figs/Chapter05_local_09.png" id="62" name="Picture"/>
+                    <pic:cNvPr descr="figs/Chapter05_local_09.png" id="63" name="Picture"/>
                     <pic:cNvPicPr>
                       <a:picLocks noChangeArrowheads="1" noChangeAspect="1"/>
                     </pic:cNvPicPr>
                   </pic:nvPicPr>
                   <pic:blipFill>
-                    <a:blip r:embed="rId60"/>
+                    <a:blip r:embed="rId61"/>
                     <a:stretch>
                       <a:fillRect/>
                     </a:stretch>
@@ -5658,8 +5670,8 @@
         <w:t xml:space="preserve">fJ)，而按位线性的比较器项主导总能量，印证读出能量杠杆在于跨列摊销比较器而非削减位数。各备选方案与同流程分析见附录D。</w:t>
       </w:r>
     </w:p>
-    <w:bookmarkEnd w:id="63"/>
-    <w:bookmarkStart w:id="68" w:name="本章小结"/>
+    <w:bookmarkEnd w:id="64"/>
+    <w:bookmarkStart w:id="69" w:name="本章小结"/>
     <w:p>
       <w:pPr>
         <w:pStyle w:val="Heading2"/>
@@ -5688,7 +5700,7 @@
         <w:rPr>
           <w:rStyle w:val="FootnoteReference"/>
         </w:rPr>
-        <w:footnoteReference w:id="64"/>
+        <w:footnoteReference w:id="65"/>
       </w:r>
       <w:r>
         <w:rPr>
@@ -5789,18 +5801,18 @@
           <wp:inline>
             <wp:extent cx="5334000" cy="2611235"/>
             <wp:effectExtent b="0" l="0" r="0" t="0"/>
-            <wp:docPr descr="" title="" id="66" name="Picture"/>
+            <wp:docPr descr="" title="" id="67" name="Picture"/>
             <a:graphic>
               <a:graphicData uri="http://schemas.openxmlformats.org/drawingml/2006/picture">
                 <pic:pic>
                   <pic:nvPicPr>
-                    <pic:cNvPr descr="figs/Chapter05_local_10.png" id="67" name="Picture"/>
+                    <pic:cNvPr descr="figs/Chapter05_local_10.png" id="68" name="Picture"/>
                     <pic:cNvPicPr>
                       <a:picLocks noChangeArrowheads="1" noChangeAspect="1"/>
                     </pic:cNvPicPr>
                   </pic:nvPicPr>
                   <pic:blipFill>
-                    <a:blip r:embed="rId65"/>
+                    <a:blip r:embed="rId66"/>
                     <a:stretch>
                       <a:fillRect/>
                     </a:stretch>
@@ -5905,8 +5917,8 @@
         <w:t xml:space="preserve">从主线层面看，本章与第三、四章共同构成同一物理阵列承担三类传统分离任务的完整证据：第三章的组合优化、第四章的前馈推断、本章的时序处理，三者在器件层、阵列层与仿真后端层均无硬件分歧，差别只在外围调度。优化以全阵列同步演化进行，推断以按层有序前馈采样进行，时序处理则以保留时间相关的连续演化进行。前两类任务利用的是器件的瞬时随机性，本章进一步把可用资源延伸到器件的时域动力学，在任务覆盖之外也拓宽了概率计算所依托的物理基础。第四章结论曾指出，概率计算有望从由算法适配器件特性的阶段，推进到由器件按算法需求加以定制的阶段；本章关于RC偏好更低势垒、并按任务时标匹配弛豫时间的定量结论，正是这一设想在时序处理任务上的具体实现。下一章在此基础上对全文工作作出总结并讨论后续研究方向。</w:t>
       </w:r>
     </w:p>
-    <w:bookmarkEnd w:id="68"/>
-    <w:bookmarkStart w:id="69" w:name="参考文献"/>
+    <w:bookmarkEnd w:id="69"/>
+    <w:bookmarkStart w:id="70" w:name="参考文献"/>
     <w:p>
       <w:pPr>
         <w:pStyle w:val="Heading2"/>
@@ -5918,8 +5930,8 @@
         <w:t xml:space="preserve">参考文献</w:t>
       </w:r>
     </w:p>
-    <w:bookmarkEnd w:id="69"/>
     <w:bookmarkEnd w:id="70"/>
+    <w:bookmarkEnd w:id="71"/>
     <w:sectPr>
       <w:footnotePr>
         <w:numRestart w:val="eachSect"/>
@@ -6505,6 +6517,28 @@
         <w:t xml:space="preserve"> </w:t>
       </w:r>
       <w:r>
+        <w:rPr>
+          <w:rFonts w:hint="eastAsia"/>
+        </w:rPr>
+        <w:t xml:space="preserve">此处记录一次口径订正：储备池能量模型的早期版本把读出计为近乎无代价的整数乘加项，与读出精度实为记忆容量限制者的结论相矛盾；以提取参数重标定后，读出被确认为主导项，本节结论均按订正后的口径给出。</w:t>
+      </w:r>
+    </w:p>
+  </w:footnote>
+  <w:footnote w:id="56">
+    <w:p>
+      <w:pPr>
+        <w:pStyle w:val="FootnoteText"/>
+      </w:pPr>
+      <w:r>
+        <w:rPr>
+          <w:rStyle w:val="FootnoteReference"/>
+        </w:rPr>
+        <w:footnoteRef/>
+      </w:r>
+      <w:r>
+        <w:t xml:space="preserve"> </w:t>
+      </w:r>
+      <w:r>
         <w:t xml:space="preserve">Nakamura Y, Kubota T, Imai Y, Tsunegi S, Notsu H, Nakajima K. Ensemble reservoir computing for physical systems.</w:t>
       </w:r>
       <w:r>
@@ -6523,7 +6557,7 @@
       <w:r>
         <w:t xml:space="preserve"> </w:t>
       </w:r>
-      <w:hyperlink r:id="rId56">
+      <w:hyperlink r:id="rId57">
         <w:r>
           <w:rPr>
             <w:rStyle w:val="Hyperlink"/>
@@ -6533,7 +6567,7 @@
       </w:hyperlink>
     </w:p>
   </w:footnote>
-  <w:footnote w:id="64">
+  <w:footnote w:id="65">
     <w:p>
       <w:pPr>
         <w:pStyle w:val="FootnoteText"/>

--- a/article/chapter05.docx
+++ b/article/chapter05.docx
@@ -5191,16 +5191,16 @@
         <w:rPr>
           <w:rFonts w:hint="eastAsia"/>
         </w:rPr>
-        <w:t xml:space="preserve">、1000步推理下，sMTJ-RC的读出能量以提取的sky130</w:t>
-      </w:r>
-      <w:r>
-        <w:t xml:space="preserve"> </w:t>
-      </w:r>
-      <w:r>
-        <w:rPr>
-          <w:rFonts w:hint="eastAsia"/>
-        </w:rPr>
-        <w:t xml:space="preserve">StrongARM比较器与电容数模阵列标定的逐次逼近转换为准、不再视为无代价</w:t>
+        <w:t xml:space="preserve">、1000步推理下，sMTJ-RC的读出能量按提取的sky130</w:t>
+      </w:r>
+      <w:r>
+        <w:t xml:space="preserve"> </w:t>
+      </w:r>
+      <w:r>
+        <w:rPr>
+          <w:rFonts w:hint="eastAsia"/>
+        </w:rPr>
+        <w:t xml:space="preserve">StrongARM比较器与电容数模阵列标定的逐次逼近转换计入</w:t>
       </w:r>
       <w:r>
         <w:rPr>
